--- a/tillsyn/A 57312-2025 tillsynsbegäran.docx
+++ b/tillsyn/A 57312-2025 tillsynsbegäran.docx
@@ -229,7 +229,7 @@
     <w:r>
       <w:tab/>
       <w:tab/>
-      <w:t>2025-11-21</w:t>
+      <w:t>2025-11-22</w:t>
       <w:br/>
       <w:br/>
     </w:r>

--- a/tillsyn/A 57312-2025 tillsynsbegäran.docx
+++ b/tillsyn/A 57312-2025 tillsynsbegäran.docx
@@ -229,7 +229,7 @@
     <w:r>
       <w:tab/>
       <w:tab/>
-      <w:t>2025-11-22</w:t>
+      <w:t>2025-11-23</w:t>
       <w:br/>
       <w:br/>
     </w:r>

--- a/tillsyn/A 57312-2025 tillsynsbegäran.docx
+++ b/tillsyn/A 57312-2025 tillsynsbegäran.docx
@@ -229,7 +229,7 @@
     <w:r>
       <w:tab/>
       <w:tab/>
-      <w:t>2025-11-23</w:t>
+      <w:t>2025-11-24</w:t>
       <w:br/>
       <w:br/>
     </w:r>

--- a/tillsyn/A 57312-2025 tillsynsbegäran.docx
+++ b/tillsyn/A 57312-2025 tillsynsbegäran.docx
@@ -229,7 +229,7 @@
     <w:r>
       <w:tab/>
       <w:tab/>
-      <w:t>2025-11-24</w:t>
+      <w:t>2025-11-25</w:t>
       <w:br/>
       <w:br/>
     </w:r>

--- a/tillsyn/A 57312-2025 tillsynsbegäran.docx
+++ b/tillsyn/A 57312-2025 tillsynsbegäran.docx
@@ -229,7 +229,7 @@
     <w:r>
       <w:tab/>
       <w:tab/>
-      <w:t>2025-11-25</w:t>
+      <w:t>2025-11-26</w:t>
       <w:br/>
       <w:br/>
     </w:r>

--- a/tillsyn/A 57312-2025 tillsynsbegäran.docx
+++ b/tillsyn/A 57312-2025 tillsynsbegäran.docx
@@ -229,7 +229,7 @@
     <w:r>
       <w:tab/>
       <w:tab/>
-      <w:t>2025-11-26</w:t>
+      <w:t>2025-11-27</w:t>
       <w:br/>
       <w:br/>
     </w:r>

--- a/tillsyn/A 57312-2025 tillsynsbegäran.docx
+++ b/tillsyn/A 57312-2025 tillsynsbegäran.docx
@@ -229,7 +229,7 @@
     <w:r>
       <w:tab/>
       <w:tab/>
-      <w:t>2025-11-27</w:t>
+      <w:t>2025-11-28</w:t>
       <w:br/>
       <w:br/>
     </w:r>

--- a/tillsyn/A 57312-2025 tillsynsbegäran.docx
+++ b/tillsyn/A 57312-2025 tillsynsbegäran.docx
@@ -229,7 +229,7 @@
     <w:r>
       <w:tab/>
       <w:tab/>
-      <w:t>2025-11-28</w:t>
+      <w:t>2025-11-29</w:t>
       <w:br/>
       <w:br/>
     </w:r>

--- a/tillsyn/A 57312-2025 tillsynsbegäran.docx
+++ b/tillsyn/A 57312-2025 tillsynsbegäran.docx
@@ -229,7 +229,7 @@
     <w:r>
       <w:tab/>
       <w:tab/>
-      <w:t>2025-11-29</w:t>
+      <w:t>2025-11-30</w:t>
       <w:br/>
       <w:br/>
     </w:r>

--- a/tillsyn/A 57312-2025 tillsynsbegäran.docx
+++ b/tillsyn/A 57312-2025 tillsynsbegäran.docx
@@ -229,7 +229,7 @@
     <w:r>
       <w:tab/>
       <w:tab/>
-      <w:t>2025-11-30</w:t>
+      <w:t>2025-12-01</w:t>
       <w:br/>
       <w:br/>
     </w:r>

--- a/tillsyn/A 57312-2025 tillsynsbegäran.docx
+++ b/tillsyn/A 57312-2025 tillsynsbegäran.docx
@@ -229,7 +229,7 @@
     <w:r>
       <w:tab/>
       <w:tab/>
-      <w:t>2025-12-01</w:t>
+      <w:t>2025-12-02</w:t>
       <w:br/>
       <w:br/>
     </w:r>

--- a/tillsyn/A 57312-2025 tillsynsbegäran.docx
+++ b/tillsyn/A 57312-2025 tillsynsbegäran.docx
@@ -229,7 +229,7 @@
     <w:r>
       <w:tab/>
       <w:tab/>
-      <w:t>2025-12-02</w:t>
+      <w:t>2025-12-03</w:t>
       <w:br/>
       <w:br/>
     </w:r>

--- a/tillsyn/A 57312-2025 tillsynsbegäran.docx
+++ b/tillsyn/A 57312-2025 tillsynsbegäran.docx
@@ -229,7 +229,7 @@
     <w:r>
       <w:tab/>
       <w:tab/>
-      <w:t>2025-12-03</w:t>
+      <w:t>2025-12-04</w:t>
       <w:br/>
       <w:br/>
     </w:r>

--- a/tillsyn/A 57312-2025 tillsynsbegäran.docx
+++ b/tillsyn/A 57312-2025 tillsynsbegäran.docx
@@ -229,7 +229,7 @@
     <w:r>
       <w:tab/>
       <w:tab/>
-      <w:t>2025-12-04</w:t>
+      <w:t>2025-12-05</w:t>
       <w:br/>
       <w:br/>
     </w:r>

--- a/tillsyn/A 57312-2025 tillsynsbegäran.docx
+++ b/tillsyn/A 57312-2025 tillsynsbegäran.docx
@@ -229,7 +229,7 @@
     <w:r>
       <w:tab/>
       <w:tab/>
-      <w:t>2025-12-05</w:t>
+      <w:t>2025-12-06</w:t>
       <w:br/>
       <w:br/>
     </w:r>

--- a/tillsyn/A 57312-2025 tillsynsbegäran.docx
+++ b/tillsyn/A 57312-2025 tillsynsbegäran.docx
@@ -229,7 +229,7 @@
     <w:r>
       <w:tab/>
       <w:tab/>
-      <w:t>2025-12-06</w:t>
+      <w:t>2025-12-07</w:t>
       <w:br/>
       <w:br/>
     </w:r>

--- a/tillsyn/A 57312-2025 tillsynsbegäran.docx
+++ b/tillsyn/A 57312-2025 tillsynsbegäran.docx
@@ -229,7 +229,7 @@
     <w:r>
       <w:tab/>
       <w:tab/>
-      <w:t>2025-12-07</w:t>
+      <w:t>2025-12-08</w:t>
       <w:br/>
       <w:br/>
     </w:r>

--- a/tillsyn/A 57312-2025 tillsynsbegäran.docx
+++ b/tillsyn/A 57312-2025 tillsynsbegäran.docx
@@ -229,7 +229,7 @@
     <w:r>
       <w:tab/>
       <w:tab/>
-      <w:t>2025-12-08</w:t>
+      <w:t>2025-12-09</w:t>
       <w:br/>
       <w:br/>
     </w:r>

--- a/tillsyn/A 57312-2025 tillsynsbegäran.docx
+++ b/tillsyn/A 57312-2025 tillsynsbegäran.docx
@@ -229,7 +229,7 @@
     <w:r>
       <w:tab/>
       <w:tab/>
-      <w:t>2025-12-09</w:t>
+      <w:t>2025-12-10</w:t>
       <w:br/>
       <w:br/>
     </w:r>

--- a/tillsyn/A 57312-2025 tillsynsbegäran.docx
+++ b/tillsyn/A 57312-2025 tillsynsbegäran.docx
@@ -229,7 +229,7 @@
     <w:r>
       <w:tab/>
       <w:tab/>
-      <w:t>2025-12-10</w:t>
+      <w:t>2025-12-11</w:t>
       <w:br/>
       <w:br/>
     </w:r>

--- a/tillsyn/A 57312-2025 tillsynsbegäran.docx
+++ b/tillsyn/A 57312-2025 tillsynsbegäran.docx
@@ -229,7 +229,7 @@
     <w:r>
       <w:tab/>
       <w:tab/>
-      <w:t>2025-12-11</w:t>
+      <w:t>2025-12-12</w:t>
       <w:br/>
       <w:br/>
     </w:r>

--- a/tillsyn/A 57312-2025 tillsynsbegäran.docx
+++ b/tillsyn/A 57312-2025 tillsynsbegäran.docx
@@ -229,7 +229,7 @@
     <w:r>
       <w:tab/>
       <w:tab/>
-      <w:t>2025-12-12</w:t>
+      <w:t>2025-12-13</w:t>
       <w:br/>
       <w:br/>
     </w:r>

--- a/tillsyn/A 57312-2025 tillsynsbegäran.docx
+++ b/tillsyn/A 57312-2025 tillsynsbegäran.docx
@@ -229,7 +229,7 @@
     <w:r>
       <w:tab/>
       <w:tab/>
-      <w:t>2025-12-19</w:t>
+      <w:t>2025-12-20</w:t>
       <w:br/>
       <w:br/>
     </w:r>

--- a/tillsyn/A 57312-2025 tillsynsbegäran.docx
+++ b/tillsyn/A 57312-2025 tillsynsbegäran.docx
@@ -229,7 +229,7 @@
     <w:r>
       <w:tab/>
       <w:tab/>
-      <w:t>2025-12-20</w:t>
+      <w:t>2025-12-21</w:t>
       <w:br/>
       <w:br/>
     </w:r>

--- a/tillsyn/A 57312-2025 tillsynsbegäran.docx
+++ b/tillsyn/A 57312-2025 tillsynsbegäran.docx
@@ -229,7 +229,7 @@
     <w:r>
       <w:tab/>
       <w:tab/>
-      <w:t>2025-12-21</w:t>
+      <w:t>2025-12-22</w:t>
       <w:br/>
       <w:br/>
     </w:r>

--- a/tillsyn/A 57312-2025 tillsynsbegäran.docx
+++ b/tillsyn/A 57312-2025 tillsynsbegäran.docx
@@ -229,7 +229,7 @@
     <w:r>
       <w:tab/>
       <w:tab/>
-      <w:t>2025-12-22</w:t>
+      <w:t>2025-12-26</w:t>
       <w:br/>
       <w:br/>
     </w:r>

--- a/tillsyn/A 57312-2025 tillsynsbegäran.docx
+++ b/tillsyn/A 57312-2025 tillsynsbegäran.docx
@@ -229,7 +229,7 @@
     <w:r>
       <w:tab/>
       <w:tab/>
-      <w:t>2026-01-03</w:t>
+      <w:t>2026-01-04</w:t>
       <w:br/>
       <w:br/>
     </w:r>

--- a/tillsyn/A 57312-2025 tillsynsbegäran.docx
+++ b/tillsyn/A 57312-2025 tillsynsbegäran.docx
@@ -229,7 +229,7 @@
     <w:r>
       <w:tab/>
       <w:tab/>
-      <w:t>2026-01-07</w:t>
+      <w:t>2026-01-08</w:t>
       <w:br/>
       <w:br/>
     </w:r>

--- a/tillsyn/A 57312-2025 tillsynsbegäran.docx
+++ b/tillsyn/A 57312-2025 tillsynsbegäran.docx
@@ -229,7 +229,7 @@
     <w:r>
       <w:tab/>
       <w:tab/>
-      <w:t>2026-01-08</w:t>
+      <w:t>2026-01-09</w:t>
       <w:br/>
       <w:br/>
     </w:r>

--- a/tillsyn/A 57312-2025 tillsynsbegäran.docx
+++ b/tillsyn/A 57312-2025 tillsynsbegäran.docx
@@ -229,7 +229,7 @@
     <w:r>
       <w:tab/>
       <w:tab/>
-      <w:t>2026-01-09</w:t>
+      <w:t>2026-01-10</w:t>
       <w:br/>
       <w:br/>
     </w:r>

--- a/tillsyn/A 57312-2025 tillsynsbegäran.docx
+++ b/tillsyn/A 57312-2025 tillsynsbegäran.docx
@@ -229,7 +229,7 @@
     <w:r>
       <w:tab/>
       <w:tab/>
-      <w:t>2026-01-10</w:t>
+      <w:t>2026-01-11</w:t>
       <w:br/>
       <w:br/>
     </w:r>

--- a/tillsyn/A 57312-2025 tillsynsbegäran.docx
+++ b/tillsyn/A 57312-2025 tillsynsbegäran.docx
@@ -229,7 +229,7 @@
     <w:r>
       <w:tab/>
       <w:tab/>
-      <w:t>2026-01-11</w:t>
+      <w:t>2026-01-12</w:t>
       <w:br/>
       <w:br/>
     </w:r>

--- a/tillsyn/A 57312-2025 tillsynsbegäran.docx
+++ b/tillsyn/A 57312-2025 tillsynsbegäran.docx
@@ -229,7 +229,7 @@
     <w:r>
       <w:tab/>
       <w:tab/>
-      <w:t>2026-01-12</w:t>
+      <w:t>2026-01-13</w:t>
       <w:br/>
       <w:br/>
     </w:r>

--- a/tillsyn/A 57312-2025 tillsynsbegäran.docx
+++ b/tillsyn/A 57312-2025 tillsynsbegäran.docx
@@ -229,7 +229,7 @@
     <w:r>
       <w:tab/>
       <w:tab/>
-      <w:t>2026-01-13</w:t>
+      <w:t>2026-01-14</w:t>
       <w:br/>
       <w:br/>
     </w:r>

--- a/tillsyn/A 57312-2025 tillsynsbegäran.docx
+++ b/tillsyn/A 57312-2025 tillsynsbegäran.docx
@@ -229,7 +229,7 @@
     <w:r>
       <w:tab/>
       <w:tab/>
-      <w:t>2026-01-14</w:t>
+      <w:t>2026-01-15</w:t>
       <w:br/>
       <w:br/>
     </w:r>

--- a/tillsyn/A 57312-2025 tillsynsbegäran.docx
+++ b/tillsyn/A 57312-2025 tillsynsbegäran.docx
@@ -229,7 +229,7 @@
     <w:r>
       <w:tab/>
       <w:tab/>
-      <w:t>2026-01-15</w:t>
+      <w:t>2026-01-16</w:t>
       <w:br/>
       <w:br/>
     </w:r>

--- a/tillsyn/A 57312-2025 tillsynsbegäran.docx
+++ b/tillsyn/A 57312-2025 tillsynsbegäran.docx
@@ -229,7 +229,7 @@
     <w:r>
       <w:tab/>
       <w:tab/>
-      <w:t>2026-01-16</w:t>
+      <w:t>2026-01-17</w:t>
       <w:br/>
       <w:br/>
     </w:r>

--- a/tillsyn/A 57312-2025 tillsynsbegäran.docx
+++ b/tillsyn/A 57312-2025 tillsynsbegäran.docx
@@ -229,7 +229,7 @@
     <w:r>
       <w:tab/>
       <w:tab/>
-      <w:t>2026-01-17</w:t>
+      <w:t>2026-01-18</w:t>
       <w:br/>
       <w:br/>
     </w:r>

--- a/tillsyn/A 57312-2025 tillsynsbegäran.docx
+++ b/tillsyn/A 57312-2025 tillsynsbegäran.docx
@@ -229,7 +229,7 @@
     <w:r>
       <w:tab/>
       <w:tab/>
-      <w:t>2026-01-18</w:t>
+      <w:t>2026-01-19</w:t>
       <w:br/>
       <w:br/>
     </w:r>

--- a/tillsyn/A 57312-2025 tillsynsbegäran.docx
+++ b/tillsyn/A 57312-2025 tillsynsbegäran.docx
@@ -229,7 +229,7 @@
     <w:r>
       <w:tab/>
       <w:tab/>
-      <w:t>2026-01-19</w:t>
+      <w:t>2026-01-20</w:t>
       <w:br/>
       <w:br/>
     </w:r>

--- a/tillsyn/A 57312-2025 tillsynsbegäran.docx
+++ b/tillsyn/A 57312-2025 tillsynsbegäran.docx
@@ -229,7 +229,7 @@
     <w:r>
       <w:tab/>
       <w:tab/>
-      <w:t>2026-01-20</w:t>
+      <w:t>2026-01-21</w:t>
       <w:br/>
       <w:br/>
     </w:r>

--- a/tillsyn/A 57312-2025 tillsynsbegäran.docx
+++ b/tillsyn/A 57312-2025 tillsynsbegäran.docx
@@ -229,7 +229,7 @@
     <w:r>
       <w:tab/>
       <w:tab/>
-      <w:t>2026-01-21</w:t>
+      <w:t>2026-01-23</w:t>
       <w:br/>
       <w:br/>
     </w:r>

--- a/tillsyn/A 57312-2025 tillsynsbegäran.docx
+++ b/tillsyn/A 57312-2025 tillsynsbegäran.docx
@@ -229,7 +229,7 @@
     <w:r>
       <w:tab/>
       <w:tab/>
-      <w:t>2026-01-23</w:t>
+      <w:t>2026-01-24</w:t>
       <w:br/>
       <w:br/>
     </w:r>

--- a/tillsyn/A 57312-2025 tillsynsbegäran.docx
+++ b/tillsyn/A 57312-2025 tillsynsbegäran.docx
@@ -229,7 +229,7 @@
     <w:r>
       <w:tab/>
       <w:tab/>
-      <w:t>2026-01-24</w:t>
+      <w:t>2026-01-25</w:t>
       <w:br/>
       <w:br/>
     </w:r>

--- a/tillsyn/A 57312-2025 tillsynsbegäran.docx
+++ b/tillsyn/A 57312-2025 tillsynsbegäran.docx
@@ -229,7 +229,7 @@
     <w:r>
       <w:tab/>
       <w:tab/>
-      <w:t>2026-01-25</w:t>
+      <w:t>2026-01-26</w:t>
       <w:br/>
       <w:br/>
     </w:r>

--- a/tillsyn/A 57312-2025 tillsynsbegäran.docx
+++ b/tillsyn/A 57312-2025 tillsynsbegäran.docx
@@ -229,7 +229,7 @@
     <w:r>
       <w:tab/>
       <w:tab/>
-      <w:t>2026-01-26</w:t>
+      <w:t>2026-01-27</w:t>
       <w:br/>
       <w:br/>
     </w:r>

--- a/tillsyn/A 57312-2025 tillsynsbegäran.docx
+++ b/tillsyn/A 57312-2025 tillsynsbegäran.docx
@@ -229,7 +229,7 @@
     <w:r>
       <w:tab/>
       <w:tab/>
-      <w:t>2026-01-27</w:t>
+      <w:t>2026-01-28</w:t>
       <w:br/>
       <w:br/>
     </w:r>

--- a/tillsyn/A 57312-2025 tillsynsbegäran.docx
+++ b/tillsyn/A 57312-2025 tillsynsbegäran.docx
@@ -98,7 +98,25 @@
         <w:t xml:space="preserve">Blåmossa </w:t>
       </w:r>
       <w:r>
-        <w:t>har karaktäristiska kuddar som är lätta att se på långt håll. Mycket stora kuddar, större än 0,5 meter i höjd, indikerar höga naturvärden där skogen har en lång period av orördhet oh stabila miljöförhållanden. Mossan växer under gynnsamma omständigheter cirka 1 centimeter per år och stora kuddar kan därför indirekt visa att lokalen varit lämplig under en lång tid (Nitare &amp; Skogsstyrelsen, 2019).</w:t>
+        <w:t xml:space="preserve">har karaktäristiska kuddar som är lätta att se på långt håll. Mycket stora kuddar, större än 0,5 meter i höjd, indikerar höga naturvärden där skogen har en lång period av orördhet oh stabila miljöförhållanden. Mossan växer under gynnsamma omständigheter cirka 1 centimeter per år och stora kuddar kan därför indirekt visa att lokalen varit lämplig under en lång tid. Blåmossa är typisk art för </w:t>
+      </w:r>
+      <w:r>
+        <w:rPr>
+          <w:i/>
+        </w:rPr>
+        <w:t>9010 Taiga, 9080 Lövsumpskog</w:t>
+      </w:r>
+      <w:r>
+        <w:t xml:space="preserve"> och </w:t>
+      </w:r>
+      <w:r>
+        <w:rPr>
+          <w:i/>
+        </w:rPr>
+        <w:t>9750 Svämlövskog</w:t>
+      </w:r>
+      <w:r>
+        <w:t xml:space="preserve"> (SLU Artdatabanken, 2025; Nitare &amp; Skogsstyrelsen, 2019).</w:t>
       </w:r>
     </w:p>
     <w:sectPr>
@@ -229,7 +247,7 @@
     <w:r>
       <w:tab/>
       <w:tab/>
-      <w:t>2026-01-28</w:t>
+      <w:t>2026-01-29</w:t>
       <w:br/>
       <w:br/>
     </w:r>

--- a/tillsyn/A 57312-2025 tillsynsbegäran.docx
+++ b/tillsyn/A 57312-2025 tillsynsbegäran.docx
@@ -247,7 +247,7 @@
     <w:r>
       <w:tab/>
       <w:tab/>
-      <w:t>2026-01-29</w:t>
+      <w:t>2026-01-30</w:t>
       <w:br/>
       <w:br/>
     </w:r>

--- a/tillsyn/A 57312-2025 tillsynsbegäran.docx
+++ b/tillsyn/A 57312-2025 tillsynsbegäran.docx
@@ -247,7 +247,7 @@
     <w:r>
       <w:tab/>
       <w:tab/>
-      <w:t>2026-01-30</w:t>
+      <w:t>2026-01-31</w:t>
       <w:br/>
       <w:br/>
     </w:r>

--- a/tillsyn/A 57312-2025 tillsynsbegäran.docx
+++ b/tillsyn/A 57312-2025 tillsynsbegäran.docx
@@ -247,7 +247,7 @@
     <w:r>
       <w:tab/>
       <w:tab/>
-      <w:t>2026-01-31</w:t>
+      <w:t>2026-02-01</w:t>
       <w:br/>
       <w:br/>
     </w:r>

--- a/tillsyn/A 57312-2025 tillsynsbegäran.docx
+++ b/tillsyn/A 57312-2025 tillsynsbegäran.docx
@@ -247,7 +247,7 @@
     <w:r>
       <w:tab/>
       <w:tab/>
-      <w:t>2026-02-22</w:t>
+      <w:t>2026-02-23</w:t>
       <w:br/>
       <w:br/>
     </w:r>

--- a/tillsyn/A 57312-2025 tillsynsbegäran.docx
+++ b/tillsyn/A 57312-2025 tillsynsbegäran.docx
@@ -247,7 +247,7 @@
     <w:r>
       <w:tab/>
       <w:tab/>
-      <w:t>2026-02-23</w:t>
+      <w:t>2026-02-24</w:t>
       <w:br/>
       <w:br/>
     </w:r>

--- a/tillsyn/A 57312-2025 tillsynsbegäran.docx
+++ b/tillsyn/A 57312-2025 tillsynsbegäran.docx
@@ -247,7 +247,7 @@
     <w:r>
       <w:tab/>
       <w:tab/>
-      <w:t>2026-02-24</w:t>
+      <w:t>2026-02-25</w:t>
       <w:br/>
       <w:br/>
     </w:r>

--- a/tillsyn/A 57312-2025 tillsynsbegäran.docx
+++ b/tillsyn/A 57312-2025 tillsynsbegäran.docx
@@ -247,7 +247,7 @@
     <w:r>
       <w:tab/>
       <w:tab/>
-      <w:t>2026-02-25</w:t>
+      <w:t>2026-02-26</w:t>
       <w:br/>
       <w:br/>
     </w:r>

--- a/tillsyn/A 57312-2025 tillsynsbegäran.docx
+++ b/tillsyn/A 57312-2025 tillsynsbegäran.docx
@@ -247,7 +247,7 @@
     <w:r>
       <w:tab/>
       <w:tab/>
-      <w:t>2026-02-26</w:t>
+      <w:t>2026-02-28</w:t>
       <w:br/>
       <w:br/>
     </w:r>

--- a/tillsyn/A 57312-2025 tillsynsbegäran.docx
+++ b/tillsyn/A 57312-2025 tillsynsbegäran.docx
@@ -247,7 +247,7 @@
     <w:r>
       <w:tab/>
       <w:tab/>
-      <w:t>2026-02-28</w:t>
+      <w:t>2026-03-01</w:t>
       <w:br/>
       <w:br/>
     </w:r>

--- a/tillsyn/A 57312-2025 tillsynsbegäran.docx
+++ b/tillsyn/A 57312-2025 tillsynsbegäran.docx
@@ -247,7 +247,7 @@
     <w:r>
       <w:tab/>
       <w:tab/>
-      <w:t>2026-03-01</w:t>
+      <w:t>2026-03-02</w:t>
       <w:br/>
       <w:br/>
     </w:r>

--- a/tillsyn/A 57312-2025 tillsynsbegäran.docx
+++ b/tillsyn/A 57312-2025 tillsynsbegäran.docx
@@ -247,7 +247,7 @@
     <w:r>
       <w:tab/>
       <w:tab/>
-      <w:t>2026-03-02</w:t>
+      <w:t>2026-03-03</w:t>
       <w:br/>
       <w:br/>
     </w:r>

--- a/tillsyn/A 57312-2025 tillsynsbegäran.docx
+++ b/tillsyn/A 57312-2025 tillsynsbegäran.docx
@@ -247,7 +247,7 @@
     <w:r>
       <w:tab/>
       <w:tab/>
-      <w:t>2026-03-03</w:t>
+      <w:t>2026-03-04</w:t>
       <w:br/>
       <w:br/>
     </w:r>

--- a/tillsyn/A 57312-2025 tillsynsbegäran.docx
+++ b/tillsyn/A 57312-2025 tillsynsbegäran.docx
@@ -247,7 +247,7 @@
     <w:r>
       <w:tab/>
       <w:tab/>
-      <w:t>2026-03-04</w:t>
+      <w:t>2026-03-05</w:t>
       <w:br/>
       <w:br/>
     </w:r>

--- a/tillsyn/A 57312-2025 tillsynsbegäran.docx
+++ b/tillsyn/A 57312-2025 tillsynsbegäran.docx
@@ -247,7 +247,7 @@
     <w:r>
       <w:tab/>
       <w:tab/>
-      <w:t>2026-03-05</w:t>
+      <w:t>2026-03-06</w:t>
       <w:br/>
       <w:br/>
     </w:r>

--- a/tillsyn/A 57312-2025 tillsynsbegäran.docx
+++ b/tillsyn/A 57312-2025 tillsynsbegäran.docx
@@ -247,7 +247,7 @@
     <w:r>
       <w:tab/>
       <w:tab/>
-      <w:t>2026-03-06</w:t>
+      <w:t>2026-03-07</w:t>
       <w:br/>
       <w:br/>
     </w:r>

--- a/tillsyn/A 57312-2025 tillsynsbegäran.docx
+++ b/tillsyn/A 57312-2025 tillsynsbegäran.docx
@@ -247,7 +247,7 @@
     <w:r>
       <w:tab/>
       <w:tab/>
-      <w:t>2026-03-07</w:t>
+      <w:t>2026-03-08</w:t>
       <w:br/>
       <w:br/>
     </w:r>

--- a/tillsyn/A 57312-2025 tillsynsbegäran.docx
+++ b/tillsyn/A 57312-2025 tillsynsbegäran.docx
@@ -247,7 +247,7 @@
     <w:r>
       <w:tab/>
       <w:tab/>
-      <w:t>2026-03-08</w:t>
+      <w:t>2026-03-09</w:t>
       <w:br/>
       <w:br/>
     </w:r>

--- a/tillsyn/A 57312-2025 tillsynsbegäran.docx
+++ b/tillsyn/A 57312-2025 tillsynsbegäran.docx
@@ -247,7 +247,7 @@
     <w:r>
       <w:tab/>
       <w:tab/>
-      <w:t>2026-03-09</w:t>
+      <w:t>2026-03-10</w:t>
       <w:br/>
       <w:br/>
     </w:r>

--- a/tillsyn/A 57312-2025 tillsynsbegäran.docx
+++ b/tillsyn/A 57312-2025 tillsynsbegäran.docx
@@ -247,7 +247,7 @@
     <w:r>
       <w:tab/>
       <w:tab/>
-      <w:t>2026-03-10</w:t>
+      <w:t>2026-03-11</w:t>
       <w:br/>
       <w:br/>
     </w:r>

--- a/tillsyn/A 57312-2025 tillsynsbegäran.docx
+++ b/tillsyn/A 57312-2025 tillsynsbegäran.docx
@@ -247,7 +247,7 @@
     <w:r>
       <w:tab/>
       <w:tab/>
-      <w:t>2026-03-11</w:t>
+      <w:t>2026-03-12</w:t>
       <w:br/>
       <w:br/>
     </w:r>

--- a/tillsyn/A 57312-2025 tillsynsbegäran.docx
+++ b/tillsyn/A 57312-2025 tillsynsbegäran.docx
@@ -247,7 +247,7 @@
     <w:r>
       <w:tab/>
       <w:tab/>
-      <w:t>2026-03-12</w:t>
+      <w:t>2026-03-13</w:t>
       <w:br/>
       <w:br/>
     </w:r>

--- a/tillsyn/A 57312-2025 tillsynsbegäran.docx
+++ b/tillsyn/A 57312-2025 tillsynsbegäran.docx
@@ -247,7 +247,7 @@
     <w:r>
       <w:tab/>
       <w:tab/>
-      <w:t>2026-05-16</w:t>
+      <w:t>2026-05-17</w:t>
       <w:br/>
       <w:br/>
     </w:r>

--- a/tillsyn/A 57312-2025 tillsynsbegäran.docx
+++ b/tillsyn/A 57312-2025 tillsynsbegäran.docx
@@ -247,7 +247,7 @@
     <w:r>
       <w:tab/>
       <w:tab/>
-      <w:t>2026-05-17</w:t>
+      <w:t>2026-05-18</w:t>
       <w:br/>
       <w:br/>
     </w:r>

--- a/tillsyn/A 57312-2025 tillsynsbegäran.docx
+++ b/tillsyn/A 57312-2025 tillsynsbegäran.docx
@@ -247,7 +247,7 @@
     <w:r>
       <w:tab/>
       <w:tab/>
-      <w:t>2026-05-18</w:t>
+      <w:t>2026-05-19</w:t>
       <w:br/>
       <w:br/>
     </w:r>

--- a/tillsyn/A 57312-2025 tillsynsbegäran.docx
+++ b/tillsyn/A 57312-2025 tillsynsbegäran.docx
@@ -247,7 +247,7 @@
     <w:r>
       <w:tab/>
       <w:tab/>
-      <w:t>2026-05-19</w:t>
+      <w:t>2026-05-20</w:t>
       <w:br/>
       <w:br/>
     </w:r>

--- a/tillsyn/A 57312-2025 tillsynsbegäran.docx
+++ b/tillsyn/A 57312-2025 tillsynsbegäran.docx
@@ -247,7 +247,7 @@
     <w:r>
       <w:tab/>
       <w:tab/>
-      <w:t>2026-05-20</w:t>
+      <w:t>2026-05-21</w:t>
       <w:br/>
       <w:br/>
     </w:r>

--- a/tillsyn/A 57312-2025 tillsynsbegäran.docx
+++ b/tillsyn/A 57312-2025 tillsynsbegäran.docx
@@ -247,7 +247,7 @@
     <w:r>
       <w:tab/>
       <w:tab/>
-      <w:t>2026-05-21</w:t>
+      <w:t>2026-05-22</w:t>
       <w:br/>
       <w:br/>
     </w:r>

--- a/tillsyn/A 57312-2025 tillsynsbegäran.docx
+++ b/tillsyn/A 57312-2025 tillsynsbegäran.docx
@@ -247,7 +247,7 @@
     <w:r>
       <w:tab/>
       <w:tab/>
-      <w:t>2026-05-22</w:t>
+      <w:t>2026-05-23</w:t>
       <w:br/>
       <w:br/>
     </w:r>

--- a/tillsyn/A 57312-2025 tillsynsbegäran.docx
+++ b/tillsyn/A 57312-2025 tillsynsbegäran.docx
@@ -247,7 +247,7 @@
     <w:r>
       <w:tab/>
       <w:tab/>
-      <w:t>2026-05-23</w:t>
+      <w:t>2026-05-24</w:t>
       <w:br/>
       <w:br/>
     </w:r>

--- a/tillsyn/A 57312-2025 tillsynsbegäran.docx
+++ b/tillsyn/A 57312-2025 tillsynsbegäran.docx
@@ -247,7 +247,7 @@
     <w:r>
       <w:tab/>
       <w:tab/>
-      <w:t>2026-05-24</w:t>
+      <w:t>2026-05-25</w:t>
       <w:br/>
       <w:br/>
     </w:r>

--- a/tillsyn/A 57312-2025 tillsynsbegäran.docx
+++ b/tillsyn/A 57312-2025 tillsynsbegäran.docx
@@ -247,7 +247,7 @@
     <w:r>
       <w:tab/>
       <w:tab/>
-      <w:t>2026-05-25</w:t>
+      <w:t>2026-05-26</w:t>
       <w:br/>
       <w:br/>
     </w:r>

--- a/tillsyn/A 57312-2025 tillsynsbegäran.docx
+++ b/tillsyn/A 57312-2025 tillsynsbegäran.docx
@@ -247,7 +247,7 @@
     <w:r>
       <w:tab/>
       <w:tab/>
-      <w:t>2026-05-26</w:t>
+      <w:t>2026-05-27</w:t>
       <w:br/>
       <w:br/>
     </w:r>

--- a/tillsyn/A 57312-2025 tillsynsbegäran.docx
+++ b/tillsyn/A 57312-2025 tillsynsbegäran.docx
@@ -247,7 +247,7 @@
     <w:r>
       <w:tab/>
       <w:tab/>
-      <w:t>2026-05-27</w:t>
+      <w:t>2026-05-28</w:t>
       <w:br/>
       <w:br/>
     </w:r>

--- a/tillsyn/A 57312-2025 tillsynsbegäran.docx
+++ b/tillsyn/A 57312-2025 tillsynsbegäran.docx
@@ -247,7 +247,7 @@
     <w:r>
       <w:tab/>
       <w:tab/>
-      <w:t>2026-05-28</w:t>
+      <w:t>2026-05-29</w:t>
       <w:br/>
       <w:br/>
     </w:r>

--- a/tillsyn/A 57312-2025 tillsynsbegäran.docx
+++ b/tillsyn/A 57312-2025 tillsynsbegäran.docx
@@ -247,7 +247,7 @@
     <w:r>
       <w:tab/>
       <w:tab/>
-      <w:t>2026-05-29</w:t>
+      <w:t>2026-05-30</w:t>
       <w:br/>
       <w:br/>
     </w:r>

--- a/tillsyn/A 57312-2025 tillsynsbegäran.docx
+++ b/tillsyn/A 57312-2025 tillsynsbegäran.docx
@@ -247,7 +247,7 @@
     <w:r>
       <w:tab/>
       <w:tab/>
-      <w:t>2026-05-30</w:t>
+      <w:t>2026-05-31</w:t>
       <w:br/>
       <w:br/>
     </w:r>

--- a/tillsyn/A 57312-2025 tillsynsbegäran.docx
+++ b/tillsyn/A 57312-2025 tillsynsbegäran.docx
@@ -247,7 +247,7 @@
     <w:r>
       <w:tab/>
       <w:tab/>
-      <w:t>2026-05-31</w:t>
+      <w:t>2026-06-01</w:t>
       <w:br/>
       <w:br/>
     </w:r>
